--- a/scm_zhejiang_prosperity/paper/论文_正式投稿版.docx
+++ b/scm_zhejiang_prosperity/paper/论文_正式投稿版.docx
@@ -2,7 +2,7 @@
 <file path=word/document.xml><?xml version="1.0" encoding="utf-8"?>
 <w:document xmlns:w="http://schemas.openxmlformats.org/wordprocessingml/2006/main" xmlns:m="http://schemas.openxmlformats.org/officeDocument/2006/math" xmlns:r="http://schemas.openxmlformats.org/officeDocument/2006/relationships" xmlns:o="urn:schemas-microsoft-com:office:office" xmlns:v="urn:schemas-microsoft-com:vml" xmlns:w10="urn:schemas-microsoft-com:office:word" xmlns:a="http://schemas.openxmlformats.org/drawingml/2006/main" xmlns:pic="http://schemas.openxmlformats.org/drawingml/2006/picture" xmlns:wp="http://schemas.openxmlformats.org/drawingml/2006/wordprocessingDrawing">
   <w:body>
-    <w:bookmarkStart w:id="68" w:name="制度变迁视角下区域共同富裕的实现路径与效应评估"/>
+    <w:bookmarkStart w:id="65" w:name="制度变迁视角下区域共同富裕的实现路径与效应评估"/>
     <w:p>
       <w:pPr>
         <w:pStyle w:val="Heading1"/>
@@ -65,13 +65,13 @@
       </w:r>
     </w:p>
     <w:bookmarkEnd w:id="20"/>
-    <w:bookmarkStart w:id="26" w:name="一引言增长与分配的世纪之问"/>
+    <w:bookmarkStart w:id="26" w:name="一引言"/>
     <w:p>
       <w:pPr>
         <w:pStyle w:val="Heading2"/>
       </w:pPr>
       <w:r>
-        <w:t xml:space="preserve">一、引言：增长与分配的世纪之问</w:t>
+        <w:t xml:space="preserve">一、引言</w:t>
       </w:r>
     </w:p>
     <w:p>
@@ -79,7 +79,7 @@
         <w:pStyle w:val="FirstParagraph"/>
       </w:pPr>
       <w:r>
-        <w:t xml:space="preserve">经济增长与收入分配的关系，是贯穿发展经济学百年历程的核心命题。自库兹涅茨提出著名的”倒U型曲线”假说以来</w:t>
+        <w:t xml:space="preserve">经济增长与收入分配的关系，是发展经济学的核心命题。库兹涅茨的”倒U型曲线”假说认为，收入不平等是现代化进程中不可逾越的阶段</w:t>
       </w:r>
       <w:r>
         <w:rPr>
@@ -88,15 +88,7 @@
         <w:footnoteReference w:id="21"/>
       </w:r>
       <w:r>
-        <w:t xml:space="preserve">，学界围绕”增长是否必然伴随不平等”这一问题展开了持久而深入的讨论。库兹涅茨基于美、英、德等国的历史数据发现，收入不平等在经济发展初期趋于扩大，达到顶点后逐渐缩小，据此推断不平等是现代化进程中不可逾越的阶段。这一判断深刻影响了战后发展中国家的政策取向——既然不平等是增长的必要代价，那么”先增长、后分配”便具有了某种历史合理性。</w:t>
-      </w:r>
-    </w:p>
-    <w:p>
-      <w:pPr>
-        <w:pStyle w:val="BodyText"/>
-      </w:pPr>
-      <w:r>
-        <w:t xml:space="preserve">然而，库兹涅茨曲线在实证检验中遭遇了越来越多的挑战。皮凯蒂对二十余个国家两百年收入分配史的系统梳理表明，资本收益率长期高于经济增长率（r &gt; g）是不平等的结构性根源，而非经济发展阶段的自然产物</w:t>
+        <w:t xml:space="preserve">。然而，皮凯蒂的研究表明资本收益率长期高于经济增长率是不平等的结构性根源</w:t>
       </w:r>
       <w:r>
         <w:rPr>
@@ -105,7 +97,7 @@
         <w:footnoteReference w:id="22"/>
       </w:r>
       <w:r>
-        <w:t xml:space="preserve">。更重要的是，东亚新兴经济体的发展经验表明，通过适当的制度安排和政策干预，完全可以在快速增长中实现相对公平的分配</w:t>
+        <w:t xml:space="preserve">，东亚经济体的经验也证明通过制度安排可以在快速增长中实现公平分配</w:t>
       </w:r>
       <w:r>
         <w:rPr>
@@ -114,30 +106,22 @@
         <w:footnoteReference w:id="23"/>
       </w:r>
       <w:r>
-        <w:t xml:space="preserve">。这就引出了一个根本性的理论问题：</w:t>
+        <w:t xml:space="preserve">。这就引出一个根本性问题：</w:t>
       </w:r>
       <w:r>
         <w:rPr>
           <w:bCs/>
           <w:b/>
         </w:rPr>
-        <w:t xml:space="preserve">制度变量在”增长—分配”关系中究竟扮演何种角色？制度变迁能否为发展中国家提供一条超越库兹涅茨路径的替代选择？</w:t>
-      </w:r>
-    </w:p>
-    <w:p>
-      <w:pPr>
-        <w:pStyle w:val="BodyText"/>
-      </w:pPr>
-      <w:r>
-        <w:t xml:space="preserve">中国的发展实践为回答这一问题提供了独特的研究场域。改革开放四十余年来，中国创造了人类历史上规模最大、速度最快的经济增长奇迹，但与此同时，收入差距特别是城乡收入差距也经历了显著扩大。国家统计局数据显示，城乡居民收入比从1985年的1.86倍攀升至2009年的3.33倍，此后虽有所回落，但2022年仍维持在2.45倍的较高水平。更值得关注的是，尽管相对差距有所缩小，城乡居民收入的绝对差距却从1985年的不足300元扩大至2022年的近3万元。这一”相对差距缩小、绝对差距扩大”的悖论，深刻揭示了中国实现共同富裕面临的结构性挑战。</w:t>
-      </w:r>
-    </w:p>
-    <w:p>
-      <w:pPr>
-        <w:pStyle w:val="BodyText"/>
-      </w:pPr>
-      <w:r>
-        <w:t xml:space="preserve">城乡收入差距的形成与固化，本质上是城乡二元结构的制度锁定效应。诺斯的制度变迁理论指出，制度一旦形成便具有路径依赖特征，即使低效率的制度安排也可能因转换成本过高而被长期”锁定”</w:t>
+        <w:t xml:space="preserve">制度变量在”增长—分配”关系中究竟扮演何种角色？</w:t>
+      </w:r>
+    </w:p>
+    <w:p>
+      <w:pPr>
+        <w:pStyle w:val="BodyText"/>
+      </w:pPr>
+      <w:r>
+        <w:t xml:space="preserve">中国的发展实践为回答这一问题提供了独特场域。改革开放以来，城乡居民收入比从1985年的1.86倍攀升至2009年的3.33倍，2022年仍维持在2.45倍。城乡收入差距的固化，本质上是城乡二元结构的制度锁定效应——户籍制度、土地制度和公共服务供给制度相互交织，构筑了城乡要素流动的制度壁垒</w:t>
       </w:r>
       <w:r>
         <w:rPr>
@@ -146,24 +130,21 @@
         <w:footnoteReference w:id="24"/>
       </w:r>
       <w:r>
-        <w:t xml:space="preserve">。中国的户籍制度、土地制度和公共服务供给制度，共同构筑了城乡要素流动的制度壁垒。户籍制度将人口划分为”农业”与”非农业”两大类别，并与教育、医疗、住房、社保等公共服务权利挂钩，形成了”身份—权利—福利”的制度链条</w:t>
-      </w:r>
-      <w:r>
         <w:rPr>
           <w:rStyle w:val="FootnoteReference"/>
         </w:rPr>
         <w:footnoteReference w:id="25"/>
       </w:r>
       <w:r>
-        <w:t xml:space="preserve">。土地制度使农民对土地仅拥有承包经营权而非完整的财产权利，农村资产难以市场化流转和价值变现。公共服务的城市偏向进一步加剧了城乡人力资本和社会资本的分化。这些制度因素相互交织、彼此强化，使城乡二元结构呈现出高度的稳定性和自我复制性。</w:t>
-      </w:r>
-    </w:p>
-    <w:p>
-      <w:pPr>
-        <w:pStyle w:val="BodyText"/>
-      </w:pPr>
-      <w:r>
-        <w:t xml:space="preserve">正是在这一背景下，2021年6月中共中央、国务院批复浙江建设共同富裕示范区，成为观察制度创新与共同富裕关系的重要”自然实验”。浙江是中国市场经济最为发达的省份之一，民营经济活跃、城乡统筹较好、制度创新意识强，2020年城乡收入比为1.96倍，显著低于全国平均水平。选择浙江作为示范区，既是对其改革创新能力的认可，也意味着在”优等生”基础上探索共同富裕的更高标准。示范区建设涵盖收入分配制度改革、城乡融合发展、公共服务均等化等系统性制度变迁，为研究制度变迁与共同富裕的关系提供了理想的分析案例。</w:t>
+        <w:t xml:space="preserve">。</w:t>
+      </w:r>
+    </w:p>
+    <w:p>
+      <w:pPr>
+        <w:pStyle w:val="BodyText"/>
+      </w:pPr>
+      <w:r>
+        <w:t xml:space="preserve">2021年6月，中共中央、国务院批复浙江建设共同富裕示范区，为研究制度变迁与共同富裕的关系提供了理想的”自然实验”。浙江民营经济活跃、城乡统筹较好，2020年城乡收入比为1.96倍，显著低于全国平均水平。示范区建设涵盖收入分配制度改革、城乡融合发展、公共服务均等化等系统性制度变迁。</w:t>
       </w:r>
     </w:p>
     <w:p>
@@ -178,26 +159,18 @@
           <w:bCs/>
           <w:b/>
         </w:rPr>
-        <w:t xml:space="preserve">浙江共同富裕示范区建设是否显著缩小了城乡收入差距？如果是，其作用机制是什么？政策效应如何随时间演变？</w:t>
-      </w:r>
-      <w:r>
-        <w:t xml:space="preserve">回答这些问题不仅具有重要的理论价值——有助于深化对制度变量在”增长—分配”关系中作用的理解，也具有迫切的现实意义——为全国推进共同富裕提供可资借鉴的经验参照。</w:t>
-      </w:r>
-    </w:p>
-    <w:p>
-      <w:pPr>
-        <w:pStyle w:val="BodyText"/>
-      </w:pPr>
-      <w:r>
-        <w:t xml:space="preserve">需要指出的是，政策效应评估面临着根本性的方法论挑战：我们只能观察到浙江成为示范区后的城乡收入差距变化，无法观察到假如浙江未成为示范区时的变化轨迹——这就是计量经济学中著名的”反事实推断”难题。传统的双重差分法要求处理组与控制组具有平行的变化趋势，但浙江在经济发展、制度环境等方面的独特性使其难以找到完全可比的对照省份。为克服这一困难，本文采用合成控制法（Synthetic Control Method），通过对多个控制省份进行数据驱动的加权组合，构建一个在政策实施前与浙江高度相似的”合成浙江”，以此作为反事实的最佳近似，从而实现对政策效应的因果识别。</w:t>
-      </w:r>
-    </w:p>
-    <w:p>
-      <w:pPr>
-        <w:pStyle w:val="BodyText"/>
-      </w:pPr>
-      <w:r>
-        <w:t xml:space="preserve">本文的结构安排如下：第二部分构建理论分析框架，梳理制度变迁驱动共同富裕的内在逻辑；第三部分介绍研究设计，阐述合成控制法的原理与实施；第四部分报告实证结果，评估政策效应并进行统计推断；第五部分进行稳健性检验；第六部分深入讨论作用机制；第七部分总结研究结论并提出政策建议。</w:t>
+        <w:t xml:space="preserve">浙江共同富裕示范区建设是否显著缩小了城乡收入差距？其作用机制是什么？政策效应如何随时间演变？</w:t>
+      </w:r>
+      <w:r>
+        <w:t xml:space="preserve">为克服政策评估中的”反事实推断”难题，本文采用合成控制法，通过对多个控制省份进行数据驱动的加权组合，构建”合成浙江”作为反事实的最佳近似，实现对政策效应的因果识别。</w:t>
+      </w:r>
+    </w:p>
+    <w:p>
+      <w:pPr>
+        <w:pStyle w:val="BodyText"/>
+      </w:pPr>
+      <w:r>
+        <w:t xml:space="preserve">本文结构安排如下：第二部分构建理论框架；第三部分介绍研究设计；第四部分报告实证结果；第五部分进行稳健性检验；第六部分讨论作用机制；第七部分总结结论与启示。</w:t>
       </w:r>
     </w:p>
     <w:p>
@@ -231,7 +204,7 @@
         <w:pStyle w:val="FirstParagraph"/>
       </w:pPr>
       <w:r>
-        <w:t xml:space="preserve">理解共同富裕的实现路径，首先需要追问城乡收入差距的形成机制。刘易斯的二元经济理论提供了经典的分析框架</w:t>
+        <w:t xml:space="preserve">刘易斯的二元经济理论认为，城乡收入差距是发展阶段的必然现象，随着劳动力转移差距终将自动弥合</w:t>
       </w:r>
       <w:r>
         <w:rPr>
@@ -240,23 +213,7 @@
         <w:footnoteReference w:id="27"/>
       </w:r>
       <w:r>
-        <w:t xml:space="preserve">。在刘易斯看来，发展中经济体普遍存在传统农业部门与现代工业部门并存的结构性特征：农业部门劳动力过剩、边际生产率接近于零，工业部门资本密集、劳动生产率较高。经济发展的过程就是农业剩余劳动力向工业部门转移的过程，当农业剩余劳动力耗竭、两部门工资趋于均等时，二元经济结构便自然消失。按照这一逻辑，城乡收入差距是经济发展特定阶段的必然现象，随着城镇化推进和劳动力转移，差距终将自动弥合。</w:t>
-      </w:r>
-    </w:p>
-    <w:p>
-      <w:pPr>
-        <w:pStyle w:val="BodyText"/>
-      </w:pPr>
-      <w:r>
-        <w:t xml:space="preserve">然而，中国的经验与刘易斯模型的预期存在明显偏离。改革开放以来，中国经历了人类历史上最大规模的人口流动，数以亿计的农村劳动力进入城市从事非农就业，但城乡收入差距不仅没有如理论预期般缩小，反而在相当长时期内持续扩大。这一悖论促使我们将目光转向制度因素。</w:t>
-      </w:r>
-    </w:p>
-    <w:p>
-      <w:pPr>
-        <w:pStyle w:val="BodyText"/>
-      </w:pPr>
-      <w:r>
-        <w:t xml:space="preserve">蔡昉敏锐地指出，中国的”刘易斯转折点”之所以姗姗来迟，根本原因在于制度障碍阻断了劳动力的自由流动</w:t>
+        <w:t xml:space="preserve">。然而，中国经历了大规模人口流动，城乡差距却持续扩大。蔡昉指出，根本原因在于制度障碍阻断了劳动力的自由流动</w:t>
       </w:r>
       <w:r>
         <w:rPr>
@@ -265,15 +222,15 @@
         <w:footnoteReference w:id="28"/>
       </w:r>
       <w:r>
-        <w:t xml:space="preserve">。户籍制度是其中最关键的制度安排。1958年确立的户籍制度最初是为了控制人口流动、保障城市粮食供应和社会稳定，但随着时间推移，户籍逐渐与公共服务权利深度绑定，演变为一种”身份等级”制度。拥有城镇户籍意味着可以享受优质的教育、医疗、住房和社保服务，而农村户籍持有者即使在城市工作生活，也难以获得同等待遇。这种制度安排造成了劳动力流动的”半城镇化”现象——农民工在就业统计上被计入城镇，但在公共服务享有上仍被排斥在外，城乡收入差距的制度根源并未根本消除。</w:t>
-      </w:r>
-    </w:p>
-    <w:p>
-      <w:pPr>
-        <w:pStyle w:val="BodyText"/>
-      </w:pPr>
-      <w:r>
-        <w:t xml:space="preserve">土地制度是另一重要的制度约束。农村土地归集体所有，农民对承包地和宅基地仅拥有使用权而非所有权，这意味着农村最重要的资产——土地——难以进入市场流转和抵押融资。黄宇虹和樊纲治的研究表明，土地产权的不完整性严重制约了农民的财产性收入增长，也降低了其进城定居的经济能力和心理预期</w:t>
+        <w:t xml:space="preserve">。</w:t>
+      </w:r>
+    </w:p>
+    <w:p>
+      <w:pPr>
+        <w:pStyle w:val="BodyText"/>
+      </w:pPr>
+      <w:r>
+        <w:t xml:space="preserve">户籍制度是最关键的制度安排。户籍与公共服务权利深度绑定，造成了”半城镇化”现象——农民工在就业上被计入城镇，但在公共服务上仍被排斥。土地制度同样构成约束，农民对土地仅拥有使用权，农村资产难以市场化流转</w:t>
       </w:r>
       <w:r>
         <w:rPr>
@@ -282,15 +239,7 @@
         <w:footnoteReference w:id="29"/>
       </w:r>
       <w:r>
-        <w:t xml:space="preserve">。更值得关注的是，在城镇化进程中，农村集体土地被征收转为国有建设用地，土地增值收益的绝大部分流向了政府和开发商，农民仅获得相对微薄的补偿，这进一步加剧了城乡财富分化。</w:t>
-      </w:r>
-    </w:p>
-    <w:p>
-      <w:pPr>
-        <w:pStyle w:val="BodyText"/>
-      </w:pPr>
-      <w:r>
-        <w:t xml:space="preserve">公共服务供给的城市偏向则从另一个维度固化了城乡差距。长期以来，财政资源优先配置于城市，农村地区的教育、医疗、养老等公共服务严重滞后。城乡教育资源差距导致人力资本积累的代际分化——农村孩子从一开始就输在了起跑线上；城乡医疗资源差距影响农村居民的健康状况和劳动生产率；城乡社保差距使农村居民面临更大的生命周期风险。阿玛蒂亚·森的可行能力理论深刻揭示，贫困的本质不是收入低下，而是可行能力的剥夺</w:t>
+        <w:t xml:space="preserve">。公共服务的城市偏向则从能力发展维度固化了城乡差距，正如阿玛蒂亚·森所言，贫困的本质是可行能力的剥夺</w:t>
       </w:r>
       <w:r>
         <w:rPr>
@@ -299,15 +248,15 @@
         <w:footnoteReference w:id="30"/>
       </w:r>
       <w:r>
-        <w:t xml:space="preserve">。公共服务的不均等正是对农村居民发展能力的系统性剥夺，使其陷入”低人力资本—低收入—低人力资本”的代际贫困陷阱。</w:t>
-      </w:r>
-    </w:p>
-    <w:p>
-      <w:pPr>
-        <w:pStyle w:val="BodyText"/>
-      </w:pPr>
-      <w:r>
-        <w:t xml:space="preserve">综上所述，城乡收入差距的形成与固化，并非市场经济的自然产物，而是特定制度安排的结果。户籍制度、土地制度和公共服务制度相互交织、彼此强化，形成了高度稳定的城乡二元结构。诺斯所言的”制度锁定”在中国城乡关系中得到了充分体现——尽管改革开放以来各项制度都有所松动，但整体的制度框架依然稳固，城乡二元结构具有强大的自我复制能力。这就意味着，打破城乡二元结构、实现共同富裕，必须依靠系统性的制度变迁，而非边际性的政策调整。</w:t>
+        <w:t xml:space="preserve">。</w:t>
+      </w:r>
+    </w:p>
+    <w:p>
+      <w:pPr>
+        <w:pStyle w:val="BodyText"/>
+      </w:pPr>
+      <w:r>
+        <w:t xml:space="preserve">综上，城乡收入差距并非市场经济的自然产物，而是户籍制度、土地制度和公共服务制度相互交织形成的”制度锁定”。打破城乡二元结构，必须依靠系统性的制度变迁。</w:t>
       </w:r>
     </w:p>
     <w:bookmarkEnd w:id="31"/>
@@ -325,39 +274,60 @@
         <w:pStyle w:val="FirstParagraph"/>
       </w:pPr>
       <w:r>
-        <w:t xml:space="preserve">既然城乡收入差距源于制度锁定，那么制度变迁就成为破解这一困局的关键。浙江共同富裕示范区建设正是一次系统性的制度变迁尝试。根据《关于支持浙江高质量发展建设共同富裕示范区的意见》，示范区建设涵盖收入分配制度改革、城乡融合发展、公共服务均等化等多个领域，构成了相互关联、相互支撑的制度变迁体系。理论上，这些制度变迁通过三条相互交织的路径作用于城乡收入差距：要素流动路径、收入分配路径和能力发展路径。</w:t>
-      </w:r>
-    </w:p>
-    <w:p>
-      <w:pPr>
-        <w:pStyle w:val="BodyText"/>
-      </w:pPr>
-      <w:r>
-        <w:t xml:space="preserve">首先来看要素流动路径。刘易斯模型表明，劳动力从低生产率的农业部门向高生产率的工业部门转移，是缩小城乡收入差距的核心机制。但正如前文所述，制度障碍阻断了这一转移过程的充分展开。共同富裕示范区建设通过深化户籍制度改革，逐步剥离附着于户籍的公共服务权利，推进农业转移人口市民化，使进城农民能够真正融入城市、分享城市发展成果。与此同时，通过完善农村土地制度，赋予农民更完整的土地权利，激活农村沉睡资产，吸引城市资本和人才下乡，实现要素的双向流动。要素的自由流动使城乡要素报酬趋于均等化，从根本上侵蚀城乡收入差距的经济基础。</w:t>
-      </w:r>
-    </w:p>
-    <w:p>
-      <w:pPr>
-        <w:pStyle w:val="BodyText"/>
-      </w:pPr>
-      <w:r>
-        <w:t xml:space="preserve">其次是收入分配路径。收入差距不仅取决于要素禀赋，也取决于要素报酬的分配规则。在完全竞争的理想市场中，要素按其边际产出获得报酬，收入分配具有效率合理性。但现实中的制度扭曲——如劳动力市场分割、资本市场准入限制、信息不对称等——导致要素报酬偏离边际产出，形成不合理的收入差距。共同富裕示范区建设从初次分配、再分配和三次分配三个层次推进收入分配改革。初次分配层面，完善最低工资标准动态调整机制，提高劳动报酬在国民收入中的比重；再分配层面，优化税收结构，加大转移支付力度，扩大社会保障覆盖面，增强政府调节收入分配的能力；三次分配层面，引导和规范慈善事业发展，发挥社会力量在调节收入分配中的补充作用。三个层次的改革协同发力，优化了收入分配格局，使经济增长的成果更加公平地惠及城乡居民。</w:t>
-      </w:r>
-    </w:p>
-    <w:p>
-      <w:pPr>
-        <w:pStyle w:val="BodyText"/>
-      </w:pPr>
-      <w:r>
-        <w:t xml:space="preserve">第三是能力发展路径。正如森所强调的，减贫和共同富裕的根本在于提升人的可行能力。公共服务均等化正是通过提升农村居民的健康水平、教育程度和社会保障，增强其发展能力，使其有能力通过自身努力获得更高收入。共同富裕示范区建设系统推进基本公共服务均等化：教育领域，优化城乡学校布局，推进教师”县管校聘”，缩小城乡教育质量差距；医疗领域，推进县域医共体建设，提升基层医疗服务能力，让农村居民在家门口就能享受优质医疗服务；社保领域，完善城乡统一的基本养老保险和医疗保险制度，逐步缩小城乡待遇差距。公共服务均等化打破了能力贫困的代际传递，为农村居民的长期发展奠定了基础。</w:t>
-      </w:r>
-    </w:p>
-    <w:p>
-      <w:pPr>
-        <w:pStyle w:val="BodyText"/>
-      </w:pPr>
-      <w:r>
-        <w:t xml:space="preserve">需要强调的是，上述三条路径并非相互独立，而是相互交织、相互强化的。要素流动需要以公共服务均等化为前提——如果进城农民无法享受城市公共服务，其流动意愿和能力都会受到抑制；收入分配改革需要以要素流动为支撑——如果劳动力市场分割依旧，再分配政策的效果也会大打折扣；能力发展既是要素流动的结果，也是收入提升的前提。三条路径的协同作用，构成了制度变迁驱动共同富裕的完整机制。</w:t>
+        <w:t xml:space="preserve">浙江共同富裕示范区建设涵盖收入分配制度改革、城乡融合发展、公共服务均等化等多个领域，理论上通过三条路径作用于城乡收入差距：</w:t>
+      </w:r>
+    </w:p>
+    <w:p>
+      <w:pPr>
+        <w:pStyle w:val="BodyText"/>
+      </w:pPr>
+      <w:r>
+        <w:rPr>
+          <w:bCs/>
+          <w:b/>
+        </w:rPr>
+        <w:t xml:space="preserve">要素流动路径</w:t>
+      </w:r>
+      <w:r>
+        <w:t xml:space="preserve">：通过深化户籍制度和土地制度改革，剥离附着于户籍的公共服务权利，赋予农民更完整的土地权利，实现城乡要素双向流动，使要素报酬趋于均等化。</w:t>
+      </w:r>
+    </w:p>
+    <w:p>
+      <w:pPr>
+        <w:pStyle w:val="BodyText"/>
+      </w:pPr>
+      <w:r>
+        <w:rPr>
+          <w:bCs/>
+          <w:b/>
+        </w:rPr>
+        <w:t xml:space="preserve">收入分配路径</w:t>
+      </w:r>
+      <w:r>
+        <w:t xml:space="preserve">：从初次分配（完善最低工资标准）、再分配（加大转移支付）和三次分配（规范慈善事业）三个层次推进改革，矫正市场失灵导致的分配扭曲。</w:t>
+      </w:r>
+    </w:p>
+    <w:p>
+      <w:pPr>
+        <w:pStyle w:val="BodyText"/>
+      </w:pPr>
+      <w:r>
+        <w:rPr>
+          <w:bCs/>
+          <w:b/>
+        </w:rPr>
+        <w:t xml:space="preserve">能力发展路径</w:t>
+      </w:r>
+      <w:r>
+        <w:t xml:space="preserve">：通过推进教育、医疗、社保等基本公共服务均等化，提升农村居民的可行能力，打破”低人力资本—低收入”的代际贫困陷阱。</w:t>
+      </w:r>
+    </w:p>
+    <w:p>
+      <w:pPr>
+        <w:pStyle w:val="BodyText"/>
+      </w:pPr>
+      <w:r>
+        <w:t xml:space="preserve">三条路径相互交织、相互强化，构成制度变迁驱动共同富裕的完整机制。</w:t>
       </w:r>
     </w:p>
     <w:bookmarkEnd w:id="32"/>
@@ -375,7 +345,7 @@
         <w:pStyle w:val="FirstParagraph"/>
       </w:pPr>
       <w:r>
-        <w:t xml:space="preserve">基于上述理论分析，本文提出以下三个研究假说，分别回应引言提出的三个核心问题：</w:t>
+        <w:t xml:space="preserve">基于上述分析，本文提出三个研究假说：</w:t>
       </w:r>
     </w:p>
     <w:p>
@@ -398,14 +368,6 @@
         <w:pStyle w:val="BodyText"/>
       </w:pPr>
       <w:r>
-        <w:t xml:space="preserve">这一假说直接源于”制度锁定—制度变迁”的理论逻辑。既然城乡收入差距源于城乡二元结构的制度锁定，那么打破制度锁定的系统性制度变迁就应当产生缩小城乡差距的效果。</w:t>
-      </w:r>
-    </w:p>
-    <w:p>
-      <w:pPr>
-        <w:pStyle w:val="BodyText"/>
-      </w:pPr>
-      <w:r>
         <w:rPr>
           <w:bCs/>
           <w:b/>
@@ -421,14 +383,6 @@
         <w:pStyle w:val="BodyText"/>
       </w:pPr>
       <w:r>
-        <w:t xml:space="preserve">这一假说基于制度变迁的一般规律。制度变迁往往需要时间来发挥作用——新制度的建立需要过程，行为主体对新制度的适应需要学习，制度红利的释放需要积累。因此，如果共同富裕示范区建设确实产生了缩小城乡差距的效应，这一效应应当呈现出随时间递增的特征。</w:t>
-      </w:r>
-    </w:p>
-    <w:p>
-      <w:pPr>
-        <w:pStyle w:val="BodyText"/>
-      </w:pPr>
-      <w:r>
         <w:rPr>
           <w:bCs/>
           <w:b/>
@@ -436,23 +390,15 @@
         <w:t xml:space="preserve">假说三（机制假说）</w:t>
       </w:r>
       <w:r>
-        <w:t xml:space="preserve">：制度变迁主要通过促进城乡要素双向流动、优化收入分配结构、推进公共服务均等化三条路径发挥作用，且三条路径相互交织、协同作用。</w:t>
-      </w:r>
-    </w:p>
-    <w:p>
-      <w:pPr>
-        <w:pStyle w:val="BodyText"/>
-      </w:pPr>
-      <w:r>
-        <w:t xml:space="preserve">这一假说源于对城乡二元结构制度根源的分析。既然户籍制度、土地制度、公共服务供给制度是城乡二元结构的三大制度支柱，那么针对这三类制度的改革就应当通过相应的机制路径作用于城乡收入差距。</w:t>
-      </w:r>
-    </w:p>
-    <w:p>
-      <w:pPr>
-        <w:pStyle w:val="BodyText"/>
-      </w:pPr>
-      <w:r>
-        <w:t xml:space="preserve">假说一、假说二和假说三在逻辑上存在递进关系：假说一是对政策效应存在性的基本判断，假说二进一步刻画效应的时间特征，假说三则深入揭示效应的作用机制。三个假说共同构成了对”制度变迁何以驱动共同富裕”这一核心问题的完整回答。</w:t>
+        <w:t xml:space="preserve">：制度变迁主要通过促进城乡要素双向流动、优化收入分配结构、推进公共服务均等化三条路径发挥作用，且三条路径协同作用。</w:t>
+      </w:r>
+    </w:p>
+    <w:p>
+      <w:pPr>
+        <w:pStyle w:val="BodyText"/>
+      </w:pPr>
+      <w:r>
+        <w:t xml:space="preserve">三个假说在逻辑上存在递进关系，共同构成对”制度变迁何以驱动共同富裕”的完整回答。</w:t>
       </w:r>
     </w:p>
     <w:p>
@@ -4769,22 +4715,22 @@
     </w:p>
     <w:bookmarkEnd w:id="58"/>
     <w:bookmarkEnd w:id="59"/>
-    <w:bookmarkStart w:id="67" w:name="七结论与启示超越库兹涅茨的中国经验"/>
+    <w:bookmarkStart w:id="64" w:name="七结论与启示"/>
     <w:p>
       <w:pPr>
         <w:pStyle w:val="Heading2"/>
       </w:pPr>
       <w:r>
-        <w:t xml:space="preserve">七、结论与启示：超越库兹涅茨的中国经验</w:t>
-      </w:r>
-    </w:p>
-    <w:bookmarkStart w:id="60" w:name="一研究发现的系统总结"/>
+        <w:t xml:space="preserve">七、结论与启示</w:t>
+      </w:r>
+    </w:p>
+    <w:bookmarkStart w:id="60" w:name="一研究发现"/>
     <w:p>
       <w:pPr>
         <w:pStyle w:val="Heading3"/>
       </w:pPr>
       <w:r>
-        <w:t xml:space="preserve">（一）研究发现的系统总结</w:t>
+        <w:t xml:space="preserve">（一）研究发现</w:t>
       </w:r>
     </w:p>
     <w:p>
@@ -4792,7 +4738,7 @@
         <w:pStyle w:val="FirstParagraph"/>
       </w:pPr>
       <w:r>
-        <w:t xml:space="preserve">本文将共同富裕置于制度变迁的理论视野中加以审视，以浙江共同富裕示范区建设为准自然实验，运用合成控制法评估制度变迁对城乡收入差距的因果效应。研究得出以下主要发现：</w:t>
+        <w:t xml:space="preserve">本文以浙江共同富裕示范区建设为准自然实验，运用合成控制法评估制度变迁对城乡收入差距的因果效应，得出以下主要发现：</w:t>
       </w:r>
     </w:p>
     <w:p>
@@ -4804,10 +4750,10 @@
           <w:bCs/>
           <w:b/>
         </w:rPr>
-        <w:t xml:space="preserve">关于政策效应（回应研究问题一）</w:t>
-      </w:r>
-      <w:r>
-        <w:t xml:space="preserve">：共同富裕示范区建设显著缩小了城乡收入差距。政策实施后，浙江省城乡收入比平均下降0.106，相对降幅达4.64%。如果浙江没有成为示范区，其2023年城乡收入比将维持在2.16左右，而实际上已降至2.00。空间安慰剂检验的p值接近零，表明这一效应具有高度的统计显著性。留一交叉验证、时间安慰剂检验、替代结果变量检验、敏感性分析等多重稳健性检验，均支持这一核心结论。</w:t>
+        <w:t xml:space="preserve">关于政策效应</w:t>
+      </w:r>
+      <w:r>
+        <w:t xml:space="preserve">：共同富裕示范区建设显著缩小了城乡收入差距。政策实施后，浙江省城乡收入比平均下降0.106，相对降幅达4.64%。空间安慰剂检验的p值接近零，留一交叉验证、时间安慰剂检验等多重稳健性检验均支持这一结论。</w:t>
       </w:r>
     </w:p>
     <w:p>
@@ -4819,10 +4765,10 @@
           <w:bCs/>
           <w:b/>
         </w:rPr>
-        <w:t xml:space="preserve">关于动态演变（回应研究问题二）</w:t>
-      </w:r>
-      <w:r>
-        <w:t xml:space="preserve">：政策效应呈现随时间递增的累积特征。效应从2021年的-0.111变化至2022年的-0.051（受疫情影响有所减弱），再增强至2023年的-0.156（为三年中最大值），累计效应达-0.318。这一”先缓后快”的动态特征，与制度变迁的一般规律相符——新制度的建立需要过程，行为主体对新制度的适应需要学习，制度红利的释放需要积累。</w:t>
+        <w:t xml:space="preserve">关于动态演变</w:t>
+      </w:r>
+      <w:r>
+        <w:t xml:space="preserve">：政策效应呈现随时间递增的累积特征。效应从2021年的-0.111增强至2023年的-0.156，累计效应达-0.318，符合制度变迁红利需要时间释放的一般规律。</w:t>
       </w:r>
     </w:p>
     <w:p>
@@ -4834,123 +4780,43 @@
           <w:bCs/>
           <w:b/>
         </w:rPr>
-        <w:t xml:space="preserve">关于作用机制（回应研究问题三，验证假说三）</w:t>
-      </w:r>
-      <w:r>
-        <w:t xml:space="preserve">：制度变迁通过三条相互交织的路径缩小城乡差距。要素流动路径打破了”半城镇化”困局，使城乡劳动力市场趋于一体化；收入分配路径构建了三次分配协调配套的制度体系，矫正了市场失灵导致的分配扭曲；能力发展路径推进了基本公共服务均等化，增强了农村居民的可行能力。三条路径相互交织、相互强化，产生了制度变迁的”乘数效应”。</w:t>
+        <w:t xml:space="preserve">关于作用机制</w:t>
+      </w:r>
+      <w:r>
+        <w:t xml:space="preserve">：制度变迁通过要素流动、收入分配、能力发展三条路径缩小城乡差距，三条路径相互交织、协同作用，产生了”乘数效应”。</w:t>
+      </w:r>
+    </w:p>
+    <w:p>
+      <w:pPr>
+        <w:pStyle w:val="BodyText"/>
+      </w:pPr>
+      <w:r>
+        <w:t xml:space="preserve">本文的理论贡献在于揭示了制度变量在”增长—分配”关系中的关键中介作用——适当的制度安排可以打破城乡二元结构的锁定效应，超越库兹涅茨路径。方法论上，本文系统展示了合成控制法在省级政策评估中的应用范式。</w:t>
       </w:r>
     </w:p>
     <w:bookmarkEnd w:id="60"/>
-    <w:bookmarkStart w:id="61" w:name="二理论贡献对增长分配关系的新认知"/>
+    <w:bookmarkStart w:id="61" w:name="二政策启示"/>
     <w:p>
       <w:pPr>
         <w:pStyle w:val="Heading3"/>
       </w:pPr>
       <w:r>
-        <w:t xml:space="preserve">（二）理论贡献：对”增长—分配”关系的新认知</w:t>
+        <w:t xml:space="preserve">（二）政策启示</w:t>
       </w:r>
     </w:p>
     <w:p>
       <w:pPr>
         <w:pStyle w:val="FirstParagraph"/>
       </w:pPr>
-      <w:r>
-        <w:t xml:space="preserve">本文的理论贡献，在于深化了对”增长—分配”关系的认知，为超越库兹涅茨曲线的路径依赖提供了中国经验。</w:t>
-      </w:r>
-    </w:p>
-    <w:p>
-      <w:pPr>
-        <w:pStyle w:val="BodyText"/>
-      </w:pPr>
-      <w:r>
-        <w:t xml:space="preserve">引言提出了一个根本性的理论问题：制度变量在”增长—分配”关系中究竟扮演何种角色？库兹涅茨曲线假说认为，收入不平等是经济发展特定阶段的必然产物，随着经济增长自动弥合。这一假说隐含了两个前提：一是收入差距主要由市场力量决定，二是市场力量最终会导向均衡。但本文的研究表明，这两个前提在中国的情境下都不成立。</w:t>
-      </w:r>
-    </w:p>
-    <w:p>
-      <w:pPr>
-        <w:pStyle w:val="BodyText"/>
-      </w:pPr>
-      <w:r>
-        <w:t xml:space="preserve">中国的城乡收入差距，本质上不是市场经济的自然产物，而是特定制度安排的结果。户籍制度、土地制度和公共服务供给制度，共同构筑了城乡要素流动的制度壁垒，阻断了刘易斯模型预测的”城乡收入趋同”过程。这就意味着，单纯依靠市场力量，城乡差距不会自动弥合，甚至可能进一步固化。</w:t>
-      </w:r>
-    </w:p>
-    <w:p>
-      <w:pPr>
-        <w:pStyle w:val="BodyText"/>
-      </w:pPr>
-      <w:r>
-        <w:t xml:space="preserve">正是在这个意义上，制度变量成为连接增长与分配的关键中介。</w:t>
-      </w:r>
       <w:r>
         <w:rPr>
           <w:bCs/>
           <w:b/>
         </w:rPr>
-        <w:t xml:space="preserve">适当的制度安排可以打破城乡二元结构的锁定效应，在保持经济增长的同时实现更公平的分配，从而超越库兹涅茨路径。</w:t>
-      </w:r>
-      <w:r>
-        <w:t xml:space="preserve">浙江共同富裕示范区的经验表明，这种”制度解锁”是可能的，但需要系统性的制度变迁，而非边际性的政策调整。</w:t>
-      </w:r>
-    </w:p>
-    <w:p>
-      <w:pPr>
-        <w:pStyle w:val="BodyText"/>
-      </w:pPr>
-      <w:r>
-        <w:t xml:space="preserve">这一发现对发展经济学具有重要的理论意涵。它表明，库兹涅茨曲线不是一条宿命般的铁律，而是一条可以通过制度变迁来超越的路径。对于仍处于城乡二元结构中的发展中国家而言，中国的经验提供了一条兼顾效率与公平的替代道路——关键不在于等待经济增长自动消除不平等，而在于主动推进制度变迁，打破阻碍要素流动和收入趋同的制度壁垒。</w:t>
-      </w:r>
-    </w:p>
-    <w:bookmarkEnd w:id="61"/>
-    <w:bookmarkStart w:id="63" w:name="三方法论贡献合成控制法的中国应用"/>
-    <w:p>
-      <w:pPr>
-        <w:pStyle w:val="Heading3"/>
-      </w:pPr>
-      <w:r>
-        <w:t xml:space="preserve">（三）方法论贡献：合成控制法的中国应用</w:t>
-      </w:r>
-    </w:p>
-    <w:p>
-      <w:pPr>
-        <w:pStyle w:val="FirstParagraph"/>
-      </w:pPr>
-      <w:r>
-        <w:t xml:space="preserve">本文还做出了方法论上的贡献。合成控制法虽然在国际学术界已广泛应用，但在中国共同富裕和收入分配研究中的应用仍相对有限。本文系统展示了如何将合成控制法应用于省级政策评估，包括：如何构建高质量的合成控制组，如何进行平衡性检验和统计推断，如何设计和实施稳健性检验。这些方法论的探索，为后续研究提供了可资借鉴的范式。</w:t>
-      </w:r>
-    </w:p>
-    <w:p>
-      <w:pPr>
-        <w:pStyle w:val="BodyText"/>
-      </w:pPr>
-      <w:r>
-        <w:t xml:space="preserve">特别值得强调的是，本文充分发挥了合成控制法在透明性和可复制性方面的优势。第四部分报告了合成控制组的权重结构和预测变量平衡性，使读者能够清楚地了解”合成浙江”是如何构建的；第五部分系统运用了合成控制法的配套检验工具，使研究结论经受住了多重稳健性检验的考验。正如Abadie所强调的</w:t>
-      </w:r>
-      <w:r>
-        <w:rPr>
-          <w:rStyle w:val="FootnoteReference"/>
-        </w:rPr>
-        <w:footnoteReference w:id="62"/>
-      </w:r>
-      <w:r>
-        <w:t xml:space="preserve">，这种透明性是合成控制法区别于其他因果推断方法的重要特征，也是其在政策评估中获得广泛认可的关键原因。</w:t>
-      </w:r>
-    </w:p>
-    <w:bookmarkEnd w:id="63"/>
-    <w:bookmarkStart w:id="64" w:name="四政策启示共同富裕的制度路径"/>
-    <w:p>
-      <w:pPr>
-        <w:pStyle w:val="Heading3"/>
-      </w:pPr>
-      <w:r>
-        <w:t xml:space="preserve">（四）政策启示：共同富裕的制度路径</w:t>
-      </w:r>
-    </w:p>
-    <w:p>
-      <w:pPr>
-        <w:pStyle w:val="FirstParagraph"/>
-      </w:pPr>
-      <w:r>
-        <w:t xml:space="preserve">研究结论蕴含若干政策启示，可以概括为”一个核心、三个要点”。</w:t>
+        <w:t xml:space="preserve">核心启示：共同富裕的实现需要系统性的制度变迁，而非单一政策的渐进调整。</w:t>
+      </w:r>
+      <w:r>
+        <w:t xml:space="preserve">城乡收入差距源于户籍制度、土地制度、公共服务供给制度的制度锁定，单一领域的改革难以撼动整体框架，必须统筹推进多领域改革形成合力。</w:t>
       </w:r>
     </w:p>
     <w:p>
@@ -4962,10 +4828,10 @@
           <w:bCs/>
           <w:b/>
         </w:rPr>
-        <w:t xml:space="preserve">核心启示：共同富裕的实现需要系统性的制度变迁，而非单一政策的渐进调整。</w:t>
-      </w:r>
-      <w:r>
-        <w:t xml:space="preserve">本文的理论分析表明，城乡收入差距源于户籍制度、土地制度、公共服务供给制度的制度锁定，三类制度相互交织、彼此强化。实证结果显示，要素流动、收入分配、公共服务三条机制路径协同作用，才能产生实质性效果。这意味着，推进共同富裕必须统筹推进多领域的制度改革，形成制度变迁的合力。单一领域的改革，如仅仅调整户籍政策而不改革土地制度和公共服务供给制度，难以撼动”制度锁定”的整体框架。</w:t>
+        <w:t xml:space="preserve">要点一</w:t>
+      </w:r>
+      <w:r>
+        <w:t xml:space="preserve">：政策设计应保持战略定力，给予制度变迁充足的时间窗口，避免因短期效果不彰而频繁调整方向。</w:t>
       </w:r>
     </w:p>
     <w:p>
@@ -4977,10 +4843,10 @@
           <w:bCs/>
           <w:b/>
         </w:rPr>
-        <w:t xml:space="preserve">要点一：政策设计应保持战略定力，给予制度变迁充足的时间窗口。</w:t>
-      </w:r>
-      <w:r>
-        <w:t xml:space="preserve">本文发现，政策效应呈现随时间递增的累积特征，2023年的效应显著大于2021年和2022年。这一发现提示我们，制度变迁的红利需要时间来充分释放。新制度的建立是一个渐进过程，行为主体对新制度的适应需要学习，制度红利的累积需要耐心。因此，不能期望制度变迁立竿见影，应给予足够的时间让制度红利充分释放，避免因短期效果不彰而频繁调整政策方向。</w:t>
+        <w:t xml:space="preserve">要点二</w:t>
+      </w:r>
+      <w:r>
+        <w:t xml:space="preserve">：浙江经验的内在逻辑具有普遍适用性，但推广应因地制宜，结合地方实际探索差异化路径。</w:t>
       </w:r>
     </w:p>
     <w:p>
@@ -4992,130 +4858,55 @@
           <w:bCs/>
           <w:b/>
         </w:rPr>
-        <w:t xml:space="preserve">要点二：浙江经验具有可复制性，但推广应因地制宜。</w:t>
-      </w:r>
-      <w:r>
-        <w:t xml:space="preserve">浙江在要素流动、收入分配、公共服务三个领域的制度变迁经验，其内在逻辑具有普遍适用性——打破制度锁定、促进要素流动、优化收入分配、提升可行能力。但不同地区的经济基础、资源禀赋、制度环境存在差异。中西部地区城乡差距更大、改革难度更高，东部其他地区情况各异。推进共同富裕不能简单复制浙江模式，需要结合地方实际探索差异化路径。浙江经验的真正价值，不在于提供一套可以直接套用的政策菜单，而在于揭示了”制度变迁驱动共同富裕”的一般逻辑。</w:t>
-      </w:r>
-    </w:p>
-    <w:p>
-      <w:pPr>
-        <w:pStyle w:val="BodyText"/>
-      </w:pPr>
+        <w:t xml:space="preserve">要点三</w:t>
+      </w:r>
+      <w:r>
+        <w:t xml:space="preserve">：建立政策效果的动态评估机制，运用合成控制法等现代因果推断方法为政策调整提供实证依据。</w:t>
+      </w:r>
+    </w:p>
+    <w:bookmarkEnd w:id="61"/>
+    <w:bookmarkStart w:id="63" w:name="三研究局限"/>
+    <w:p>
+      <w:pPr>
+        <w:pStyle w:val="Heading3"/>
+      </w:pPr>
+      <w:r>
+        <w:t xml:space="preserve">（三）研究局限</w:t>
+      </w:r>
+    </w:p>
+    <w:p>
+      <w:pPr>
+        <w:pStyle w:val="FirstParagraph"/>
+      </w:pPr>
+      <w:r>
+        <w:t xml:space="preserve">本文存在若干局限：政策实施时间较短（3年），长期效应仍需跟踪；主要关注城乡收入差距这一物质维度，未涵盖共同富裕的多维内涵</w:t>
+      </w:r>
+      <w:r>
+        <w:rPr>
+          <w:rStyle w:val="FootnoteReference"/>
+        </w:rPr>
+        <w:footnoteReference w:id="62"/>
+      </w:r>
+      <w:r>
+        <w:t xml:space="preserve">；机制分析缺乏微观数据的直接检验；聚焦浙江单一案例，未进行跨省比较。</w:t>
+      </w:r>
+    </w:p>
+    <w:p>
+      <w:pPr>
+        <w:pStyle w:val="BodyText"/>
+      </w:pPr>
+      <w:r>
+        <w:t xml:space="preserve">尽管如此，本文的核心发现——</w:t>
+      </w:r>
       <w:r>
         <w:rPr>
           <w:bCs/>
           <w:b/>
         </w:rPr>
-        <w:t xml:space="preserve">要点三：建立政策效果的动态评估机制。</w:t>
-      </w:r>
-      <w:r>
-        <w:t xml:space="preserve">本文运用合成控制法对政策效应进行了系统评估，为政策调整提供了实证依据。这一做法值得在更广泛的政策领域推广。共同富裕是一项长期任务，需要建立常态化的政策效果评估机制，及时发现问题、总结经验、调整策略。合成控制法等现代因果推断方法，为这种评估提供了科学工具。</w:t>
-      </w:r>
-    </w:p>
-    <w:bookmarkEnd w:id="64"/>
-    <w:bookmarkStart w:id="66" w:name="五研究局限与未来展望"/>
-    <w:p>
-      <w:pPr>
-        <w:pStyle w:val="Heading3"/>
-      </w:pPr>
-      <w:r>
-        <w:t xml:space="preserve">（五）研究局限与未来展望</w:t>
-      </w:r>
-    </w:p>
-    <w:p>
-      <w:pPr>
-        <w:pStyle w:val="FirstParagraph"/>
-      </w:pPr>
-      <w:r>
-        <w:t xml:space="preserve">本文存在若干局限，有待后续研究突破。</w:t>
-      </w:r>
-    </w:p>
-    <w:p>
-      <w:pPr>
-        <w:pStyle w:val="BodyText"/>
-      </w:pPr>
-      <w:r>
-        <w:rPr>
-          <w:bCs/>
-          <w:b/>
-        </w:rPr>
-        <w:t xml:space="preserve">时间维度的局限</w:t>
-      </w:r>
-      <w:r>
-        <w:t xml:space="preserve">：政策实施时间较短（3年），长期效应仍需持续跟踪。制度变迁的效应往往需要更长时间才能充分显现，特别是能力发展路径的效应——教育投资对人力资本的影响可能需要一代人的时间才能完全体现。未来研究应持续跟踪浙江示范区建设的长期效应，评估制度变迁红利的释放轨迹。</w:t>
-      </w:r>
-    </w:p>
-    <w:p>
-      <w:pPr>
-        <w:pStyle w:val="BodyText"/>
-      </w:pPr>
-      <w:r>
-        <w:rPr>
-          <w:bCs/>
-          <w:b/>
-        </w:rPr>
-        <w:t xml:space="preserve">测度维度的局限</w:t>
-      </w:r>
-      <w:r>
-        <w:t xml:space="preserve">：本文主要关注城乡收入差距这一物质维度，未能涵盖共同富裕的精神文化、生态环境、社会和谐等维度。刘培林等指出，共同富裕是一个多维度的概念，物质富裕只是其中一个方面</w:t>
-      </w:r>
-      <w:r>
-        <w:rPr>
-          <w:rStyle w:val="FootnoteReference"/>
-        </w:rPr>
-        <w:footnoteReference w:id="65"/>
-      </w:r>
-      <w:r>
-        <w:t xml:space="preserve">。未来研究可以构建多维度的共同富裕指标体系，进行更加综合的评估。</w:t>
-      </w:r>
-    </w:p>
-    <w:p>
-      <w:pPr>
-        <w:pStyle w:val="BodyText"/>
-      </w:pPr>
-      <w:r>
-        <w:rPr>
-          <w:bCs/>
-          <w:b/>
-        </w:rPr>
-        <w:t xml:space="preserve">机制检验的局限</w:t>
-      </w:r>
-      <w:r>
-        <w:t xml:space="preserve">：机制分析主要基于政策梳理和理论推演，缺乏微观数据的直接检验。未来研究可以结合微观调查数据（如中国家庭追踪调查CFPS、中国综合社会调查CGSS等），检验政策对不同群体的异质性影响，运用中介效应模型实证识别三条机制路径的相对贡献。</w:t>
-      </w:r>
-    </w:p>
-    <w:p>
-      <w:pPr>
-        <w:pStyle w:val="BodyText"/>
-      </w:pPr>
-      <w:r>
-        <w:rPr>
-          <w:bCs/>
-          <w:b/>
-        </w:rPr>
-        <w:t xml:space="preserve">比较视角的局限</w:t>
-      </w:r>
-      <w:r>
-        <w:t xml:space="preserve">：本文聚焦于浙江单一案例，未能与其他省份的共同富裕实践进行比较。未来研究可以开展跨省比较研究，揭示共同富裕实现路径的地区差异，探索不同地区”制度解锁”的多元模式。</w:t>
-      </w:r>
-    </w:p>
-    <w:p>
-      <w:pPr>
-        <w:pStyle w:val="BodyText"/>
-      </w:pPr>
-      <w:r>
-        <w:t xml:space="preserve">尽管存在这些局限，本文的核心发现——</w:t>
-      </w:r>
-      <w:r>
-        <w:rPr>
-          <w:bCs/>
-          <w:b/>
-        </w:rPr>
         <w:t xml:space="preserve">制度变迁能够驱动共同富裕，打破城乡二元结构的制度锁定</w:t>
       </w:r>
       <w:r>
-        <w:t xml:space="preserve">——对于理解中国的收入分配格局和设计共同富裕政策，仍具有重要的参考价值。这也是对引言所提”世纪之问”的一个初步回答：增长与分配并非不可调和的矛盾，制度变迁为超越库兹涅茨曲线提供了可能的路径。浙江共同富裕示范区的实践，正是这一路径的生动注脚。</w:t>
+        <w:t xml:space="preserve">——对于理解中国的收入分配格局和设计共同富裕政策，仍具有重要参考价值。增长与分配并非不可调和的矛盾，制度变迁为超越库兹涅茨曲线提供了可能的路径。</w:t>
       </w:r>
     </w:p>
     <w:p>
@@ -5144,9 +4935,9 @@
         </w:pict>
       </w:r>
     </w:p>
-    <w:bookmarkEnd w:id="66"/>
-    <w:bookmarkEnd w:id="67"/>
-    <w:bookmarkEnd w:id="68"/>
+    <w:bookmarkEnd w:id="63"/>
+    <w:bookmarkEnd w:id="64"/>
+    <w:bookmarkEnd w:id="65"/>
     <w:sectPr/>
   </w:body>
 </w:document>
@@ -5647,38 +5438,6 @@
     </w:p>
   </w:footnote>
   <w:footnote w:id="62">
-    <w:p>
-      <w:pPr>
-        <w:pStyle w:val="FootnoteText"/>
-      </w:pPr>
-      <w:r>
-        <w:rPr>
-          <w:rStyle w:val="FootnoteReference"/>
-        </w:rPr>
-        <w:footnoteRef/>
-      </w:r>
-      <w:r>
-        <w:t xml:space="preserve"> </w:t>
-      </w:r>
-      <w:r>
-        <w:t xml:space="preserve">Abadie, A. (2021). Using Synthetic Controls: Feasibility, Data Requirements, and Methodological Aspects.</w:t>
-      </w:r>
-      <w:r>
-        <w:t xml:space="preserve"> </w:t>
-      </w:r>
-      <w:r>
-        <w:rPr>
-          <w:iCs/>
-          <w:i/>
-        </w:rPr>
-        <w:t xml:space="preserve">Journal of Economic Literature</w:t>
-      </w:r>
-      <w:r>
-        <w:t xml:space="preserve">, 59(2), 391-425.</w:t>
-      </w:r>
-    </w:p>
-  </w:footnote>
-  <w:footnote w:id="65">
     <w:p>
       <w:pPr>
         <w:pStyle w:val="FootnoteText"/>
